--- a/backend/plugin/render_book/templates/gongkao_practice/1.0.0/template.docx
+++ b/backend/plugin/render_book/templates/gongkao_practice/1.0.0/template.docx
@@ -268,9 +268,13 @@
     </w:p>
     <w:p>
       <w:pPr>
-        <w:keepNext/>
         <w:spacing w:before="20" w:after="40" w:line="300" w:lineRule="auto"/>
         <w:ind w:left="0" w:firstLine="480"/>
+        <w:jc w:val="both"/>
+        <w:jc w:val="both"/>
+        <w:keepNext/>
+        <w:kinsoku w:val="1"/>
+        <w:overflowPunct w:val="0"/>
       </w:pPr>
       <w:r>
         <w:rPr>
@@ -303,9 +307,13 @@
     </w:p>
     <w:p>
       <w:pPr>
-        <w:keepNext/>
         <w:spacing w:before="20" w:after="40" w:line="300" w:lineRule="auto"/>
         <w:ind w:left="0" w:firstLine="480"/>
+        <w:jc w:val="both"/>
+        <w:jc w:val="both"/>
+        <w:keepNext/>
+        <w:kinsoku w:val="1"/>
+        <w:overflowPunct w:val="0"/>
       </w:pPr>
       <w:r>
         <w:rPr>
@@ -323,12 +331,16 @@
     </w:p>
     <w:p>
       <w:pPr>
+        <w:spacing w:before="100" w:after="40" w:line="300" w:lineRule="auto"/>
+        <w:ind w:left="480" w:hanging="480"/>
+        <w:jc w:val="both"/>
+        <w:jc w:val="both"/>
         <w:keepNext/>
         <w:tabs>
           <w:tab w:pos="480" w:val="left"/>
         </w:tabs>
-        <w:spacing w:before="100" w:after="40" w:line="300" w:lineRule="auto"/>
-        <w:ind w:left="480" w:hanging="480"/>
+        <w:kinsoku w:val="1"/>
+        <w:overflowPunct w:val="0"/>
       </w:pPr>
       <w:r>
         <w:rPr>
@@ -353,7 +365,18 @@
           <w:b w:val="0"/>
           <w:sz w:val="24"/>
         </w:rPr>
-        <w:t>{% for seg in q.stem_segments %}{% if seg.bold %}</w:t>
+        <w:t>{% for seg in q.stem_segments %}{% if seg.is_img %}</w:t>
+      </w:r>
+      <w:r>
+        <w:t>{{ seg.img }}</w:t>
+      </w:r>
+      <w:r>
+        <w:rPr>
+          <w:rFonts w:ascii="Times New Roman" w:hAnsi="Times New Roman" w:eastAsia="仿宋" w:cs="仿宋"/>
+          <w:b w:val="0"/>
+          <w:sz w:val="24"/>
+        </w:rPr>
+        <w:t>{% elif seg.bold %}</w:t>
       </w:r>
       <w:r>
         <w:rPr>
@@ -1215,7 +1238,7 @@
           <w:b/>
           <w:sz w:val="28"/>
         </w:rPr>
-        <w:t>参考答案与解析</w:t>
+        <w:t>参考答案与深度精解</w:t>
       </w:r>
     </w:p>
     <w:p>
@@ -1242,6 +1265,10 @@
       <w:pPr>
         <w:spacing w:before="20" w:after="100" w:line="300" w:lineRule="auto"/>
         <w:ind w:left="420" w:firstLine="0"/>
+        <w:jc w:val="both"/>
+        <w:jc w:val="both"/>
+        <w:kinsoku w:val="1"/>
+        <w:overflowPunct w:val="0"/>
       </w:pPr>
       <w:r>
         <w:rPr>
@@ -1257,7 +1284,66 @@
           <w:b w:val="0"/>
           <w:sz w:val="21"/>
         </w:rPr>
+        <w:t>{% if q.analysis_segments %}{% for seg in q.analysis_segments %}{% if seg.is_img %}</w:t>
+      </w:r>
+      <w:r>
+        <w:t>{{ seg.img }}</w:t>
+      </w:r>
+      <w:r>
+        <w:rPr>
+          <w:rFonts w:ascii="Times New Roman" w:hAnsi="Times New Roman" w:eastAsia="仿宋" w:cs="仿宋"/>
+          <w:b w:val="0"/>
+          <w:sz w:val="21"/>
+        </w:rPr>
+        <w:t>{% elif seg.bold %}</w:t>
+      </w:r>
+      <w:r>
+        <w:rPr>
+          <w:rFonts w:ascii="Times New Roman" w:hAnsi="Times New Roman" w:eastAsia="仿宋" w:cs="仿宋"/>
+          <w:b/>
+          <w:sz w:val="21"/>
+        </w:rPr>
+        <w:t>{{ seg.text }}</w:t>
+      </w:r>
+      <w:r>
+        <w:rPr>
+          <w:rFonts w:ascii="Times New Roman" w:hAnsi="Times New Roman" w:eastAsia="仿宋" w:cs="仿宋"/>
+          <w:b w:val="0"/>
+          <w:sz w:val="21"/>
+        </w:rPr>
+        <w:t>{% else %}</w:t>
+      </w:r>
+      <w:r>
+        <w:rPr>
+          <w:rFonts w:ascii="Times New Roman" w:hAnsi="Times New Roman" w:eastAsia="仿宋" w:cs="仿宋"/>
+          <w:b w:val="0"/>
+          <w:sz w:val="21"/>
+        </w:rPr>
+        <w:t>{{ seg.text }}</w:t>
+      </w:r>
+      <w:r>
+        <w:rPr>
+          <w:rFonts w:ascii="Times New Roman" w:hAnsi="Times New Roman" w:eastAsia="仿宋" w:cs="仿宋"/>
+          <w:b w:val="0"/>
+          <w:sz w:val="21"/>
+        </w:rPr>
+        <w:t>{% endif %}{% endfor %}{% else %}</w:t>
+      </w:r>
+      <w:r>
+        <w:rPr>
+          <w:rFonts w:ascii="Times New Roman" w:hAnsi="Times New Roman" w:eastAsia="仿宋" w:cs="仿宋"/>
+          <w:b w:val="0"/>
+          <w:sz w:val="21"/>
+        </w:rPr>
         <w:t>{{ q.analysis_text }}</w:t>
+      </w:r>
+      <w:r>
+        <w:rPr>
+          <w:rFonts w:ascii="Times New Roman" w:hAnsi="Times New Roman" w:eastAsia="仿宋" w:cs="仿宋"/>
+          <w:b w:val="0"/>
+          <w:sz w:val="21"/>
+        </w:rPr>
+        <w:t>{% endif %}</w:t>
       </w:r>
     </w:p>
     <w:p>
@@ -1286,6 +1372,7 @@
       </w:r>
     </w:p>
     <w:sectPr>
+      <w:footerReference w:type="default" r:id="rId10"/>
       <w:pgSz w:w="10318" w:h="14570"/>
       <w:pgMar w:top="1134" w:right="1134" w:bottom="1134" w:left="1134" w:header="720" w:footer="720" w:gutter="0"/>
       <w:cols w:space="720"/>
@@ -1298,6 +1385,59 @@
 </file>
 
 <file path=word/footer1.xml><?xml version="1.0" encoding="utf-8"?>
+<w:ftr xmlns:m="http://schemas.openxmlformats.org/officeDocument/2006/math" xmlns:mc="http://schemas.openxmlformats.org/markup-compatibility/2006" xmlns:mo="http://schemas.microsoft.com/office/mac/office/2008/main" xmlns:mv="urn:schemas-microsoft-com:mac:vml" xmlns:o="urn:schemas-microsoft-com:office:office" xmlns:r="http://schemas.openxmlformats.org/officeDocument/2006/relationships" xmlns:v="urn:schemas-microsoft-com:vml" xmlns:w10="urn:schemas-microsoft-com:office:word" xmlns:w14="http://schemas.microsoft.com/office/word/2010/wordml" xmlns:w="http://schemas.openxmlformats.org/wordprocessingml/2006/main" xmlns:wne="http://schemas.microsoft.com/office/word/2006/wordml" xmlns:wp14="http://schemas.microsoft.com/office/word/2010/wordprocessingDrawing" xmlns:wp="http://schemas.openxmlformats.org/drawingml/2006/wordprocessingDrawing" xmlns:wpc="http://schemas.microsoft.com/office/word/2010/wordprocessingCanvas" xmlns:wpg="http://schemas.microsoft.com/office/word/2010/wordprocessingGroup" xmlns:wpi="http://schemas.microsoft.com/office/word/2010/wordprocessingInk" xmlns:wps="http://schemas.microsoft.com/office/word/2010/wordprocessingShape" mc:Ignorable="w14 wp14">
+  <w:p>
+    <w:pPr>
+      <w:pStyle w:val="Footer"/>
+      <w:spacing w:before="120" w:after="0"/>
+      <w:jc w:val="center"/>
+      <w:jc w:val="center"/>
+    </w:pPr>
+    <w:r/>
+    <w:r>
+      <w:rPr>
+        <w:rFonts w:ascii="Times New Roman" w:eastAsia="宋体"/>
+        <w:sz w:val="20"/>
+      </w:rPr>
+      <w:t xml:space="preserve">第 </w:t>
+    </w:r>
+    <w:fldSimple w:instr="PAGE">
+      <w:r>
+        <w:rPr>
+          <w:rFonts w:ascii="Times New Roman" w:eastAsia="宋体"/>
+          <w:sz w:val="20"/>
+        </w:rPr>
+        <w:t>1</w:t>
+      </w:r>
+    </w:fldSimple>
+    <w:r>
+      <w:rPr>
+        <w:rFonts w:ascii="Times New Roman" w:eastAsia="宋体"/>
+        <w:sz w:val="20"/>
+      </w:rPr>
+      <w:t xml:space="preserve"> 页  共 </w:t>
+    </w:r>
+    <w:fldSimple w:instr="NUMPAGES">
+      <w:r>
+        <w:rPr>
+          <w:rFonts w:ascii="Times New Roman" w:eastAsia="宋体"/>
+          <w:sz w:val="20"/>
+        </w:rPr>
+        <w:t>1</w:t>
+      </w:r>
+    </w:fldSimple>
+    <w:r>
+      <w:rPr>
+        <w:rFonts w:ascii="Times New Roman" w:eastAsia="宋体"/>
+        <w:sz w:val="20"/>
+      </w:rPr>
+      <w:t> 页</w:t>
+    </w:r>
+  </w:p>
+</w:ftr>
+</file>
+
+<file path=word/footer2.xml><?xml version="1.0" encoding="utf-8"?>
 <w:ftr xmlns:m="http://schemas.openxmlformats.org/officeDocument/2006/math" xmlns:mc="http://schemas.openxmlformats.org/markup-compatibility/2006" xmlns:mo="http://schemas.microsoft.com/office/mac/office/2008/main" xmlns:mv="urn:schemas-microsoft-com:mac:vml" xmlns:o="urn:schemas-microsoft-com:office:office" xmlns:r="http://schemas.openxmlformats.org/officeDocument/2006/relationships" xmlns:v="urn:schemas-microsoft-com:vml" xmlns:w10="urn:schemas-microsoft-com:office:word" xmlns:w14="http://schemas.microsoft.com/office/word/2010/wordml" xmlns:w="http://schemas.openxmlformats.org/wordprocessingml/2006/main" xmlns:wne="http://schemas.microsoft.com/office/word/2006/wordml" xmlns:wp14="http://schemas.microsoft.com/office/word/2010/wordprocessingDrawing" xmlns:wp="http://schemas.openxmlformats.org/drawingml/2006/wordprocessingDrawing" xmlns:wpc="http://schemas.microsoft.com/office/word/2010/wordprocessingCanvas" xmlns:wpg="http://schemas.microsoft.com/office/word/2010/wordprocessingGroup" xmlns:wpi="http://schemas.microsoft.com/office/word/2010/wordprocessingInk" xmlns:wps="http://schemas.microsoft.com/office/word/2010/wordprocessingShape" mc:Ignorable="w14 wp14">
   <w:p>
     <w:pPr>
